--- a/docs/delivery/01_아가야_화면확인표.docx
+++ b/docs/delivery/01_아가야_화면확인표.docx
@@ -721,7 +721,7 @@
                 <w:b w:val="0"/>
                 <w:sz w:val="18"/>
               </w:rPr>
-              <w:t>오늘의 질문과 감정별 문구, 주차별 안내 흐름을 운영자가 관리할 수 있습니다.</w:t>
+              <w:t>오늘의 질문, 감정별 문구, 워크플로우 테스트와 수정 흐름을 운영자가 관리할 수 있습니다.</w:t>
             </w:r>
           </w:p>
         </w:tc>
@@ -822,7 +822,7 @@
                 <w:b w:val="0"/>
                 <w:sz w:val="18"/>
               </w:rPr>
-              <w:t>아가야 캐릭터, 감정 이미지, 주차별 콘텐츠와 자료를 앱과 관리자 화면에서 사용할 수 있게 반영했습니다.</w:t>
+              <w:t>아가야 캐릭터, 감정 이미지, 6주차 이후 주차별 콘텐츠와 자료를 앱과 관리자 화면에서 사용할 수 있게 반영했습니다.</w:t>
             </w:r>
           </w:p>
         </w:tc>
